--- a/people-lead/word/andressa/09-autorreflexao-passo-a-passo.docx
+++ b/people-lead/word/andressa/09-autorreflexao-passo-a-passo.docx
@@ -4,127 +4,66 @@
   <w:body>
     <w:p>
       <w:pPr>
-        <w:jc w:val="center"/>
+        <w:jc w:val="left"/>
       </w:pPr>
       <w:r>
         <w:rPr>
-          <w:rFonts w:ascii="Calibri" w:hAnsi="Calibri" w:eastAsia="Calibri"/>
           <w:b/>
-          <w:i w:val="0"/>
           <w:color w:val="1F3A5F"/>
-          <w:sz w:val="24"/>
+          <w:sz w:val="40"/>
         </w:rPr>
-        <w:t>AUTORREFLEXÃO ABCD · PASSO A PASSO · PRAZO 28/08</w:t>
+        <w:t>Andressa Silva — Passo a passo da Autorreflexão (ABCD)</w:t>
       </w:r>
     </w:p>
     <w:p>
-      <w:pPr>
-        <w:jc w:val="center"/>
-      </w:pPr>
       <w:r>
         <w:rPr>
-          <w:rFonts w:ascii="Calibri" w:hAnsi="Calibri" w:eastAsia="Calibri"/>
-          <w:b/>
-          <w:i w:val="0"/>
-          <w:color w:val="1F3A5F"/>
-          <w:sz w:val="40"/>
-        </w:rPr>
-        <w:t>Andressa Silva</w:t>
-      </w:r>
-    </w:p>
-    <w:p>
-      <w:pPr>
-        <w:jc w:val="center"/>
-      </w:pPr>
-      <w:r>
-        <w:rPr>
-          <w:rFonts w:ascii="Calibri" w:hAnsi="Calibri" w:eastAsia="Calibri"/>
-          <w:b w:val="0"/>
           <w:i/>
           <w:color w:val="555555"/>
           <w:sz w:val="22"/>
         </w:rPr>
-        <w:t>MAPFRE</w:t>
+        <w:t>Andressa Silva · People Lead · documento editável</w:t>
       </w:r>
     </w:p>
     <w:p/>
     <w:p>
       <w:r>
         <w:rPr>
-          <w:rFonts w:ascii="Calibri" w:hAnsi="Calibri" w:eastAsia="Calibri"/>
           <w:b/>
-          <w:i w:val="0"/>
-          <w:sz w:val="22"/>
         </w:rPr>
         <w:t>Cliente: MAPFRE · Analyst, Back-End · Prazo: 28/08</w:t>
       </w:r>
     </w:p>
     <w:p>
       <w:r>
-        <w:rPr>
-          <w:rFonts w:ascii="Calibri" w:hAnsi="Calibri" w:eastAsia="Calibri"/>
-          <w:b w:val="0"/>
-          <w:i w:val="0"/>
-          <w:sz w:val="22"/>
-        </w:rPr>
         <w:t>People Lead: Jônatas</w:t>
       </w:r>
     </w:p>
     <w:p>
       <w:r>
-        <w:rPr>
-          <w:rFonts w:ascii="Calibri" w:hAnsi="Calibri" w:eastAsia="Calibri"/>
-          <w:b w:val="0"/>
-          <w:i w:val="0"/>
-          <w:sz w:val="22"/>
-        </w:rPr>
         <w:t>Use junto com o resumo da call e o doc de prioridades.</w:t>
       </w:r>
     </w:p>
     <w:p>
       <w:r>
-        <w:rPr>
-          <w:rFonts w:ascii="Calibri" w:hAnsi="Calibri" w:eastAsia="Calibri"/>
-          <w:b w:val="0"/>
-          <w:i w:val="0"/>
-          <w:sz w:val="22"/>
-        </w:rPr>
         <w:t xml:space="preserve">Aqui está </w:t>
       </w:r>
       <w:r>
         <w:rPr>
-          <w:rFonts w:ascii="Calibri" w:hAnsi="Calibri" w:eastAsia="Calibri"/>
           <w:b/>
-          <w:i w:val="0"/>
-          <w:sz w:val="22"/>
         </w:rPr>
         <w:t>só o caminho na tela</w:t>
       </w:r>
       <w:r>
-        <w:rPr>
-          <w:rFonts w:ascii="Calibri" w:hAnsi="Calibri" w:eastAsia="Calibri"/>
-          <w:b w:val="0"/>
-          <w:i w:val="0"/>
-          <w:sz w:val="22"/>
-        </w:rPr>
         <w:t xml:space="preserve"> + textos para colar na </w:t>
       </w:r>
       <w:r>
         <w:rPr>
-          <w:rFonts w:ascii="Calibri" w:hAnsi="Calibri" w:eastAsia="Calibri"/>
           <w:b/>
-          <w:i w:val="0"/>
-          <w:sz w:val="22"/>
         </w:rPr>
         <w:t>Autorreflexão</w:t>
       </w:r>
       <w:r>
-        <w:rPr>
-          <w:rFonts w:ascii="Calibri" w:hAnsi="Calibri" w:eastAsia="Calibri"/>
-          <w:b w:val="0"/>
-          <w:i w:val="0"/>
-          <w:sz w:val="22"/>
-        </w:rPr>
         <w:t>.</w:t>
       </w:r>
     </w:p>
@@ -148,48 +87,24 @@
         <w:pStyle w:val="ListBullet"/>
       </w:pPr>
       <w:r>
-        <w:rPr>
-          <w:rFonts w:ascii="Calibri" w:hAnsi="Calibri" w:eastAsia="Calibri"/>
-          <w:b w:val="0"/>
-          <w:i w:val="0"/>
-          <w:sz w:val="22"/>
-        </w:rPr>
         <w:t xml:space="preserve">Em </w:t>
       </w:r>
       <w:r>
         <w:rPr>
-          <w:rFonts w:ascii="Calibri" w:hAnsi="Calibri" w:eastAsia="Calibri"/>
           <w:b/>
-          <w:i w:val="0"/>
-          <w:sz w:val="22"/>
         </w:rPr>
         <w:t>Atualidade</w:t>
       </w:r>
       <w:r>
-        <w:rPr>
-          <w:rFonts w:ascii="Calibri" w:hAnsi="Calibri" w:eastAsia="Calibri"/>
-          <w:b w:val="0"/>
-          <w:i w:val="0"/>
-          <w:sz w:val="22"/>
-        </w:rPr>
         <w:t xml:space="preserve"> (métricas), o Workday aceita </w:t>
       </w:r>
       <w:r>
         <w:rPr>
-          <w:rFonts w:ascii="Calibri" w:hAnsi="Calibri" w:eastAsia="Calibri"/>
           <w:b/>
-          <w:i w:val="0"/>
-          <w:sz w:val="22"/>
         </w:rPr>
         <w:t>no máximo 150 caracteres</w:t>
       </w:r>
       <w:r>
-        <w:rPr>
-          <w:rFonts w:ascii="Calibri" w:hAnsi="Calibri" w:eastAsia="Calibri"/>
-          <w:b w:val="0"/>
-          <w:i w:val="0"/>
-          <w:sz w:val="22"/>
-        </w:rPr>
         <w:t>. Se passar, aparece erro vermelho e não envia.</w:t>
       </w:r>
     </w:p>
@@ -198,48 +113,24 @@
         <w:pStyle w:val="ListBullet"/>
       </w:pPr>
       <w:r>
-        <w:rPr>
-          <w:rFonts w:ascii="Calibri" w:hAnsi="Calibri" w:eastAsia="Calibri"/>
-          <w:b w:val="0"/>
-          <w:i w:val="0"/>
-          <w:sz w:val="22"/>
-        </w:rPr>
         <w:t xml:space="preserve">Botão certo na edição da prioridade: </w:t>
       </w:r>
       <w:r>
         <w:rPr>
-          <w:rFonts w:ascii="Calibri" w:hAnsi="Calibri" w:eastAsia="Calibri"/>
           <w:b/>
-          <w:i w:val="0"/>
-          <w:sz w:val="22"/>
         </w:rPr>
         <w:t>Submeta e Refleta</w:t>
       </w:r>
       <w:r>
-        <w:rPr>
-          <w:rFonts w:ascii="Calibri" w:hAnsi="Calibri" w:eastAsia="Calibri"/>
-          <w:b w:val="0"/>
-          <w:i w:val="0"/>
-          <w:sz w:val="22"/>
-        </w:rPr>
         <w:t xml:space="preserve"> / </w:t>
       </w:r>
       <w:r>
         <w:rPr>
-          <w:rFonts w:ascii="Calibri" w:hAnsi="Calibri" w:eastAsia="Calibri"/>
           <w:b/>
-          <w:i w:val="0"/>
-          <w:sz w:val="22"/>
         </w:rPr>
         <w:t>Submit &amp; Reflect</w:t>
       </w:r>
       <w:r>
-        <w:rPr>
-          <w:rFonts w:ascii="Calibri" w:hAnsi="Calibri" w:eastAsia="Calibri"/>
-          <w:b w:val="0"/>
-          <w:i w:val="0"/>
-          <w:sz w:val="22"/>
-        </w:rPr>
         <w:t xml:space="preserve"> (não só “Ir para Prioridades Inicial”).</w:t>
       </w:r>
     </w:p>
@@ -248,30 +139,15 @@
         <w:pStyle w:val="ListBullet"/>
       </w:pPr>
       <w:r>
-        <w:rPr>
-          <w:rFonts w:ascii="Calibri" w:hAnsi="Calibri" w:eastAsia="Calibri"/>
-          <w:b w:val="0"/>
-          <w:i w:val="0"/>
-          <w:sz w:val="22"/>
-        </w:rPr>
         <w:t xml:space="preserve">Depois de colar, clique em </w:t>
       </w:r>
       <w:r>
         <w:rPr>
-          <w:rFonts w:ascii="Calibri" w:hAnsi="Calibri" w:eastAsia="Calibri"/>
           <w:b/>
-          <w:i w:val="0"/>
-          <w:sz w:val="22"/>
         </w:rPr>
         <w:t>Enviar</w:t>
       </w:r>
       <w:r>
-        <w:rPr>
-          <w:rFonts w:ascii="Calibri" w:hAnsi="Calibri" w:eastAsia="Calibri"/>
-          <w:b w:val="0"/>
-          <w:i w:val="0"/>
-          <w:sz w:val="22"/>
-        </w:rPr>
         <w:t>. Rascunho não conta.</w:t>
       </w:r>
     </w:p>
@@ -295,66 +171,33 @@
         <w:pStyle w:val="ListNumber"/>
       </w:pPr>
       <w:r>
-        <w:rPr>
-          <w:rFonts w:ascii="Calibri" w:hAnsi="Calibri" w:eastAsia="Calibri"/>
-          <w:b w:val="0"/>
-          <w:i w:val="0"/>
-          <w:sz w:val="22"/>
-        </w:rPr>
         <w:t xml:space="preserve">Workday → persona → </w:t>
       </w:r>
       <w:r>
         <w:rPr>
-          <w:rFonts w:ascii="Calibri" w:hAnsi="Calibri" w:eastAsia="Calibri"/>
           <w:b/>
-          <w:i w:val="0"/>
-          <w:sz w:val="22"/>
         </w:rPr>
         <w:t>View Profile</w:t>
       </w:r>
       <w:r>
-        <w:rPr>
-          <w:rFonts w:ascii="Calibri" w:hAnsi="Calibri" w:eastAsia="Calibri"/>
-          <w:b w:val="0"/>
-          <w:i w:val="0"/>
-          <w:sz w:val="22"/>
-        </w:rPr>
         <w:t xml:space="preserve"> → </w:t>
       </w:r>
       <w:r>
         <w:rPr>
-          <w:rFonts w:ascii="Calibri" w:hAnsi="Calibri" w:eastAsia="Calibri"/>
           <w:b/>
-          <w:i w:val="0"/>
-          <w:sz w:val="22"/>
         </w:rPr>
         <w:t>Desempenho / Performance</w:t>
       </w:r>
       <w:r>
-        <w:rPr>
-          <w:rFonts w:ascii="Calibri" w:hAnsi="Calibri" w:eastAsia="Calibri"/>
-          <w:b w:val="0"/>
-          <w:i w:val="0"/>
-          <w:sz w:val="22"/>
-        </w:rPr>
         <w:t xml:space="preserve"> → </w:t>
       </w:r>
       <w:r>
         <w:rPr>
-          <w:rFonts w:ascii="Calibri" w:hAnsi="Calibri" w:eastAsia="Calibri"/>
           <w:b/>
-          <w:i w:val="0"/>
-          <w:sz w:val="22"/>
         </w:rPr>
         <w:t>Priorities Homepage</w:t>
       </w:r>
       <w:r>
-        <w:rPr>
-          <w:rFonts w:ascii="Calibri" w:hAnsi="Calibri" w:eastAsia="Calibri"/>
-          <w:b w:val="0"/>
-          <w:i w:val="0"/>
-          <w:sz w:val="22"/>
-        </w:rPr>
         <w:t>.</w:t>
       </w:r>
     </w:p>
@@ -363,31 +206,17 @@
         <w:pStyle w:val="ListNumber"/>
       </w:pPr>
       <w:r>
-        <w:rPr>
-          <w:rFonts w:ascii="Calibri" w:hAnsi="Calibri" w:eastAsia="Calibri"/>
-          <w:b w:val="0"/>
-          <w:i w:val="0"/>
-          <w:sz w:val="22"/>
-        </w:rPr>
         <w:t xml:space="preserve">Confira 4 cards (uma por categoria FY26). Se faltar, crie antes (ver doc </w:t>
       </w:r>
       <w:r>
         <w:rPr>
-          <w:rFonts w:ascii="Consolas" w:hAnsi="Consolas" w:eastAsia="Consolas"/>
-          <w:b w:val="0"/>
-          <w:i w:val="0"/>
+          <w:rFonts w:ascii="Consolas" w:hAnsi="Consolas"/>
           <w:color w:val="333333"/>
           <w:sz w:val="18"/>
         </w:rPr>
         <w:t>08-workday-prioridades-abcd</w:t>
       </w:r>
       <w:r>
-        <w:rPr>
-          <w:rFonts w:ascii="Calibri" w:hAnsi="Calibri" w:eastAsia="Calibri"/>
-          <w:b w:val="0"/>
-          <w:i w:val="0"/>
-          <w:sz w:val="22"/>
-        </w:rPr>
         <w:t>).</w:t>
       </w:r>
     </w:p>
@@ -396,30 +225,15 @@
         <w:pStyle w:val="ListNumber"/>
       </w:pPr>
       <w:r>
-        <w:rPr>
-          <w:rFonts w:ascii="Calibri" w:hAnsi="Calibri" w:eastAsia="Calibri"/>
-          <w:b w:val="0"/>
-          <w:i w:val="0"/>
-          <w:sz w:val="22"/>
-        </w:rPr>
         <w:t xml:space="preserve">No card da prioridade → clique em </w:t>
       </w:r>
       <w:r>
         <w:rPr>
-          <w:rFonts w:ascii="Calibri" w:hAnsi="Calibri" w:eastAsia="Calibri"/>
           <w:b/>
-          <w:i w:val="0"/>
-          <w:sz w:val="22"/>
         </w:rPr>
         <w:t>Edit &gt;</w:t>
       </w:r>
       <w:r>
-        <w:rPr>
-          <w:rFonts w:ascii="Calibri" w:hAnsi="Calibri" w:eastAsia="Calibri"/>
-          <w:b w:val="0"/>
-          <w:i w:val="0"/>
-          <w:sz w:val="22"/>
-        </w:rPr>
         <w:t>.</w:t>
       </w:r>
     </w:p>
@@ -428,48 +242,24 @@
         <w:pStyle w:val="ListNumber"/>
       </w:pPr>
       <w:r>
-        <w:rPr>
-          <w:rFonts w:ascii="Calibri" w:hAnsi="Calibri" w:eastAsia="Calibri"/>
-          <w:b w:val="0"/>
-          <w:i w:val="0"/>
-          <w:sz w:val="22"/>
-        </w:rPr>
         <w:t xml:space="preserve">Confira título, descrição, categoria, métricas, revisores, cliente </w:t>
       </w:r>
       <w:r>
         <w:rPr>
-          <w:rFonts w:ascii="Calibri" w:hAnsi="Calibri" w:eastAsia="Calibri"/>
           <w:b/>
-          <w:i w:val="0"/>
-          <w:sz w:val="22"/>
         </w:rPr>
         <w:t>MAPFRE</w:t>
       </w:r>
       <w:r>
-        <w:rPr>
-          <w:rFonts w:ascii="Calibri" w:hAnsi="Calibri" w:eastAsia="Calibri"/>
-          <w:b w:val="0"/>
-          <w:i w:val="0"/>
-          <w:sz w:val="22"/>
-        </w:rPr>
         <w:t xml:space="preserve">, status </w:t>
       </w:r>
       <w:r>
         <w:rPr>
-          <w:rFonts w:ascii="Calibri" w:hAnsi="Calibri" w:eastAsia="Calibri"/>
           <w:b/>
-          <w:i w:val="0"/>
-          <w:sz w:val="22"/>
         </w:rPr>
         <w:t>Em andamento</w:t>
       </w:r>
       <w:r>
-        <w:rPr>
-          <w:rFonts w:ascii="Calibri" w:hAnsi="Calibri" w:eastAsia="Calibri"/>
-          <w:b w:val="0"/>
-          <w:i w:val="0"/>
-          <w:sz w:val="22"/>
-        </w:rPr>
         <w:t>.</w:t>
       </w:r>
     </w:p>
@@ -478,30 +268,15 @@
         <w:pStyle w:val="ListNumber"/>
       </w:pPr>
       <w:r>
-        <w:rPr>
-          <w:rFonts w:ascii="Calibri" w:hAnsi="Calibri" w:eastAsia="Calibri"/>
-          <w:b w:val="0"/>
-          <w:i w:val="0"/>
-          <w:sz w:val="22"/>
-        </w:rPr>
         <w:t xml:space="preserve">Clique em </w:t>
       </w:r>
       <w:r>
         <w:rPr>
-          <w:rFonts w:ascii="Calibri" w:hAnsi="Calibri" w:eastAsia="Calibri"/>
           <w:b/>
-          <w:i w:val="0"/>
-          <w:sz w:val="22"/>
         </w:rPr>
         <w:t>Submeta e Refleta</w:t>
       </w:r>
       <w:r>
-        <w:rPr>
-          <w:rFonts w:ascii="Calibri" w:hAnsi="Calibri" w:eastAsia="Calibri"/>
-          <w:b w:val="0"/>
-          <w:i w:val="0"/>
-          <w:sz w:val="22"/>
-        </w:rPr>
         <w:t>.</w:t>
       </w:r>
     </w:p>
@@ -510,30 +285,15 @@
         <w:pStyle w:val="ListNumber"/>
       </w:pPr>
       <w:r>
-        <w:rPr>
-          <w:rFonts w:ascii="Calibri" w:hAnsi="Calibri" w:eastAsia="Calibri"/>
-          <w:b w:val="0"/>
-          <w:i w:val="0"/>
-          <w:sz w:val="22"/>
-        </w:rPr>
         <w:t xml:space="preserve">Na tela </w:t>
       </w:r>
       <w:r>
         <w:rPr>
-          <w:rFonts w:ascii="Calibri" w:hAnsi="Calibri" w:eastAsia="Calibri"/>
           <w:b/>
-          <w:i w:val="0"/>
-          <w:sz w:val="22"/>
         </w:rPr>
         <w:t>Autorreflexão</w:t>
       </w:r>
       <w:r>
-        <w:rPr>
-          <w:rFonts w:ascii="Calibri" w:hAnsi="Calibri" w:eastAsia="Calibri"/>
-          <w:b w:val="0"/>
-          <w:i w:val="0"/>
-          <w:sz w:val="22"/>
-        </w:rPr>
         <w:t>:</w:t>
       </w:r>
     </w:p>
@@ -542,12 +302,6 @@
         <w:pStyle w:val="ListBullet"/>
       </w:pPr>
       <w:r>
-        <w:rPr>
-          <w:rFonts w:ascii="Calibri" w:hAnsi="Calibri" w:eastAsia="Calibri"/>
-          <w:b w:val="0"/>
-          <w:i w:val="0"/>
-          <w:sz w:val="22"/>
-        </w:rPr>
         <w:t>Cole o texto no campo grande</w:t>
       </w:r>
     </w:p>
@@ -556,20 +310,11 @@
         <w:pStyle w:val="ListBullet"/>
       </w:pPr>
       <w:r>
-        <w:rPr>
-          <w:rFonts w:ascii="Calibri" w:hAnsi="Calibri" w:eastAsia="Calibri"/>
-          <w:b w:val="0"/>
-          <w:i w:val="0"/>
-          <w:sz w:val="22"/>
-        </w:rPr>
         <w:t xml:space="preserve">Arraste o </w:t>
       </w:r>
       <w:r>
         <w:rPr>
-          <w:rFonts w:ascii="Calibri" w:hAnsi="Calibri" w:eastAsia="Calibri"/>
           <w:b/>
-          <w:i w:val="0"/>
-          <w:sz w:val="22"/>
         </w:rPr>
         <w:t>slider de impacto</w:t>
       </w:r>
@@ -579,30 +324,15 @@
         <w:pStyle w:val="ListBullet"/>
       </w:pPr>
       <w:r>
-        <w:rPr>
-          <w:rFonts w:ascii="Calibri" w:hAnsi="Calibri" w:eastAsia="Calibri"/>
-          <w:b w:val="0"/>
-          <w:i w:val="0"/>
-          <w:sz w:val="22"/>
-        </w:rPr>
         <w:t xml:space="preserve">Preencha as 3 caixas </w:t>
       </w:r>
       <w:r>
         <w:rPr>
-          <w:rFonts w:ascii="Calibri" w:hAnsi="Calibri" w:eastAsia="Calibri"/>
           <w:b/>
-          <w:i w:val="0"/>
-          <w:sz w:val="22"/>
         </w:rPr>
         <w:t>Atualidade</w:t>
       </w:r>
       <w:r>
-        <w:rPr>
-          <w:rFonts w:ascii="Calibri" w:hAnsi="Calibri" w:eastAsia="Calibri"/>
-          <w:b w:val="0"/>
-          <w:i w:val="0"/>
-          <w:sz w:val="22"/>
-        </w:rPr>
         <w:t xml:space="preserve"> (≤150 caracteres)</w:t>
       </w:r>
     </w:p>
@@ -611,20 +341,11 @@
         <w:pStyle w:val="ListBullet"/>
       </w:pPr>
       <w:r>
-        <w:rPr>
-          <w:rFonts w:ascii="Calibri" w:hAnsi="Calibri" w:eastAsia="Calibri"/>
-          <w:b w:val="0"/>
-          <w:i w:val="0"/>
-          <w:sz w:val="22"/>
-        </w:rPr>
         <w:t xml:space="preserve">Clique em </w:t>
       </w:r>
       <w:r>
         <w:rPr>
-          <w:rFonts w:ascii="Calibri" w:hAnsi="Calibri" w:eastAsia="Calibri"/>
           <w:b/>
-          <w:i w:val="0"/>
-          <w:sz w:val="22"/>
         </w:rPr>
         <w:t>Enviar</w:t>
       </w:r>
@@ -634,12 +355,6 @@
         <w:pStyle w:val="ListNumber"/>
       </w:pPr>
       <w:r>
-        <w:rPr>
-          <w:rFonts w:ascii="Calibri" w:hAnsi="Calibri" w:eastAsia="Calibri"/>
-          <w:b w:val="0"/>
-          <w:i w:val="0"/>
-          <w:sz w:val="22"/>
-        </w:rPr>
         <w:t>Repita para as 4 prioridades.</w:t>
       </w:r>
     </w:p>
@@ -648,12 +363,6 @@
         <w:pStyle w:val="ListNumber"/>
       </w:pPr>
       <w:r>
-        <w:rPr>
-          <w:rFonts w:ascii="Calibri" w:hAnsi="Calibri" w:eastAsia="Calibri"/>
-          <w:b w:val="0"/>
-          <w:i w:val="0"/>
-          <w:sz w:val="22"/>
-        </w:rPr>
         <w:t>Em Feedback e ABCD, confira se não ficou “priorities with no reflections”.</w:t>
       </w:r>
     </w:p>
@@ -677,12 +386,6 @@
         <w:pStyle w:val="ListNumber"/>
       </w:pPr>
       <w:r>
-        <w:rPr>
-          <w:rFonts w:ascii="Calibri" w:hAnsi="Calibri" w:eastAsia="Calibri"/>
-          <w:b w:val="0"/>
-          <w:i w:val="0"/>
-          <w:sz w:val="22"/>
-        </w:rPr>
         <w:t xml:space="preserve">Criação de Valor para o Cliente (MAPFRE)  </w:t>
       </w:r>
     </w:p>
@@ -691,12 +394,6 @@
         <w:pStyle w:val="ListNumber"/>
       </w:pPr>
       <w:r>
-        <w:rPr>
-          <w:rFonts w:ascii="Calibri" w:hAnsi="Calibri" w:eastAsia="Calibri"/>
-          <w:b w:val="0"/>
-          <w:i w:val="0"/>
-          <w:sz w:val="22"/>
-        </w:rPr>
         <w:t xml:space="preserve">Habilitação de IA  </w:t>
       </w:r>
     </w:p>
@@ -705,12 +402,6 @@
         <w:pStyle w:val="ListNumber"/>
       </w:pPr>
       <w:r>
-        <w:rPr>
-          <w:rFonts w:ascii="Calibri" w:hAnsi="Calibri" w:eastAsia="Calibri"/>
-          <w:b w:val="0"/>
-          <w:i w:val="0"/>
-          <w:sz w:val="22"/>
-        </w:rPr>
         <w:t xml:space="preserve">Ótimo Lugar para Trabalhar  </w:t>
       </w:r>
     </w:p>
@@ -719,12 +410,6 @@
         <w:pStyle w:val="ListNumber"/>
       </w:pPr>
       <w:r>
-        <w:rPr>
-          <w:rFonts w:ascii="Calibri" w:hAnsi="Calibri" w:eastAsia="Calibri"/>
-          <w:b w:val="0"/>
-          <w:i w:val="0"/>
-          <w:sz w:val="22"/>
-        </w:rPr>
         <w:t xml:space="preserve">Comunidade (Women In Tech)  </w:t>
       </w:r>
     </w:p>
@@ -753,45 +438,21 @@
     </w:p>
     <w:p>
       <w:r>
-        <w:rPr>
-          <w:rFonts w:ascii="Calibri" w:hAnsi="Calibri" w:eastAsia="Calibri"/>
-          <w:b w:val="0"/>
-          <w:i w:val="0"/>
-          <w:sz w:val="22"/>
-        </w:rPr>
         <w:t>Durante o FY26, atuei na sustentação do cliente MAPFRE com foco em análise e resolução de incidentes apontados pelo parceiro, continuidade do serviço e colaboração com o time misto (Avanade e cliente), mesmo em ambiente de stack legado.</w:t>
       </w:r>
     </w:p>
     <w:p>
       <w:r>
-        <w:rPr>
-          <w:rFonts w:ascii="Calibri" w:hAnsi="Calibri" w:eastAsia="Calibri"/>
-          <w:b w:val="0"/>
-          <w:i w:val="0"/>
-          <w:sz w:val="22"/>
-        </w:rPr>
         <w:t>O que deu certo: mantive a operação com diagnóstico de problemas, apoio para restabelecer o funcionamento do sistema e comunicação com o time. A parceria com a colega Avanade e com as pessoas do cliente ajudou a destravar o dia a dia.</w:t>
       </w:r>
     </w:p>
     <w:p>
       <w:r>
-        <w:rPr>
-          <w:rFonts w:ascii="Calibri" w:hAnsi="Calibri" w:eastAsia="Calibri"/>
-          <w:b w:val="0"/>
-          <w:i w:val="0"/>
-          <w:sz w:val="22"/>
-        </w:rPr>
         <w:t>O que poderia ser melhor: documentar com mais frequência os casos resolvidos (causa, impacto, solução) para dar mais visibilidade ao valor entregue; alinhar periodicamente com o líder de projeto a percepção de performance.</w:t>
       </w:r>
     </w:p>
     <w:p>
       <w:r>
-        <w:rPr>
-          <w:rFonts w:ascii="Calibri" w:hAnsi="Calibri" w:eastAsia="Calibri"/>
-          <w:b w:val="0"/>
-          <w:i w:val="0"/>
-          <w:sz w:val="22"/>
-        </w:rPr>
         <w:t>Próximos passos: registrar evidências das principais entregas; alinhar feedback com o gestor; levar os aprendizados de sustentação para o fechamento do ciclo.</w:t>
       </w:r>
     </w:p>
@@ -809,9 +470,7 @@
       </w:pPr>
       <w:r>
         <w:rPr>
-          <w:rFonts w:ascii="Consolas" w:hAnsi="Consolas" w:eastAsia="Consolas"/>
-          <w:b w:val="0"/>
-          <w:i w:val="0"/>
+          <w:rFonts w:ascii="Consolas" w:hAnsi="Consolas"/>
           <w:sz w:val="18"/>
         </w:rPr>
         <w:t>Análises e resoluções de incidentes na MAPFRE com foco em estabilidade e continuidade do serviço.</w:t>
@@ -823,9 +482,7 @@
       </w:pPr>
       <w:r>
         <w:rPr>
-          <w:rFonts w:ascii="Consolas" w:hAnsi="Consolas" w:eastAsia="Consolas"/>
-          <w:b w:val="0"/>
-          <w:i w:val="0"/>
+          <w:rFonts w:ascii="Consolas" w:hAnsi="Consolas"/>
           <w:sz w:val="18"/>
         </w:rPr>
         <w:t>Entregas de sustentação com qualidade no time misto Avanade + cliente MAPFRE.</w:t>
@@ -837,9 +494,7 @@
       </w:pPr>
       <w:r>
         <w:rPr>
-          <w:rFonts w:ascii="Consolas" w:hAnsi="Consolas" w:eastAsia="Consolas"/>
-          <w:b w:val="0"/>
-          <w:i w:val="0"/>
+          <w:rFonts w:ascii="Consolas" w:hAnsi="Consolas"/>
           <w:sz w:val="18"/>
         </w:rPr>
         <w:t>Colaboração contínua com parceiro/cliente na investigação e correção de problemas do sistema.</w:t>
@@ -870,45 +525,21 @@
     </w:p>
     <w:p>
       <w:r>
-        <w:rPr>
-          <w:rFonts w:ascii="Calibri" w:hAnsi="Calibri" w:eastAsia="Calibri"/>
-          <w:b w:val="0"/>
-          <w:i w:val="0"/>
-          <w:sz w:val="22"/>
-        </w:rPr>
         <w:t>Durante o FY26, mantive desenvolvimento em Inteligência Artificial e cloud, com estudo contínuo e tentativas de certificação (incluindo AI-900), alinhada à cobrança da empresa. Já possuo SC-900 e DP-900 como base.</w:t>
       </w:r>
     </w:p>
     <w:p>
       <w:r>
-        <w:rPr>
-          <w:rFonts w:ascii="Calibri" w:hAnsi="Calibri" w:eastAsia="Calibri"/>
-          <w:b w:val="0"/>
-          <w:i w:val="0"/>
-          <w:sz w:val="22"/>
-        </w:rPr>
         <w:t>O que deu certo: mantive dedicação ao aprendizado (IA/Azure), participei de Power Skills e mantive o tema no radar profissional, apesar das barreiras da prova em inglês e do formato cronometrado.</w:t>
       </w:r>
     </w:p>
     <w:p>
       <w:r>
-        <w:rPr>
-          <w:rFonts w:ascii="Calibri" w:hAnsi="Calibri" w:eastAsia="Calibri"/>
-          <w:b w:val="0"/>
-          <w:i w:val="0"/>
-          <w:sz w:val="22"/>
-        </w:rPr>
         <w:t>O que poderia ser melhor: tratar a certificação como trilha realista (inglês + próxima prova) e aumentar o uso prático de ferramentas de IA/Copilot na análise de incidentes na MAPFRE, mesmo no legado.</w:t>
       </w:r>
     </w:p>
     <w:p>
       <w:r>
-        <w:rPr>
-          <w:rFonts w:ascii="Calibri" w:hAnsi="Calibri" w:eastAsia="Calibri"/>
-          <w:b w:val="0"/>
-          <w:i w:val="0"/>
-          <w:sz w:val="22"/>
-        </w:rPr>
         <w:t>Próximos passos: definir certificação realista (ex.: GitHub Foundations ou retomada Azure); rotina de inglês; preencher skill de Copilot no mini CV; usar IA de forma aplicada em tarefas de análise.</w:t>
       </w:r>
     </w:p>
@@ -926,9 +557,7 @@
       </w:pPr>
       <w:r>
         <w:rPr>
-          <w:rFonts w:ascii="Consolas" w:hAnsi="Consolas" w:eastAsia="Consolas"/>
-          <w:b w:val="0"/>
-          <w:i w:val="0"/>
+          <w:rFonts w:ascii="Consolas" w:hAnsi="Consolas"/>
           <w:sz w:val="18"/>
         </w:rPr>
         <w:t>Estudo contínuo de IA/Azure; tentativas de AI-900; base SC-900 e DP-900 já conquistadas.</w:t>
@@ -940,9 +569,7 @@
       </w:pPr>
       <w:r>
         <w:rPr>
-          <w:rFonts w:ascii="Consolas" w:hAnsi="Consolas" w:eastAsia="Consolas"/>
-          <w:b w:val="0"/>
-          <w:i w:val="0"/>
+          <w:rFonts w:ascii="Consolas" w:hAnsi="Consolas"/>
           <w:sz w:val="18"/>
         </w:rPr>
         <w:t>Power Skills em andamento/concluído; trilha de IA mantida no radar com plano realista.</w:t>
@@ -954,9 +581,7 @@
       </w:pPr>
       <w:r>
         <w:rPr>
-          <w:rFonts w:ascii="Consolas" w:hAnsi="Consolas" w:eastAsia="Consolas"/>
-          <w:b w:val="0"/>
-          <w:i w:val="0"/>
+          <w:rFonts w:ascii="Consolas" w:hAnsi="Consolas"/>
           <w:sz w:val="18"/>
         </w:rPr>
         <w:t>Início/uso pontual de ferramentas de IA na análise; skill Copilot a formalizar no mini CV.</w:t>
@@ -987,45 +612,21 @@
     </w:p>
     <w:p>
       <w:r>
-        <w:rPr>
-          <w:rFonts w:ascii="Calibri" w:hAnsi="Calibri" w:eastAsia="Calibri"/>
-          <w:b w:val="0"/>
-          <w:i w:val="0"/>
-          <w:sz w:val="22"/>
-        </w:rPr>
         <w:t>Durante o FY26, contribuí para um ambiente colaborativo na MAPFRE e na Avanade, com comunicação com gestor e pares, apoio mútuo na resolução de problemas, participação em Power Skills e alinhamento contínuo com o People Lead sobre carreira e ciclo.</w:t>
       </w:r>
     </w:p>
     <w:p>
       <w:r>
-        <w:rPr>
-          <w:rFonts w:ascii="Calibri" w:hAnsi="Calibri" w:eastAsia="Calibri"/>
-          <w:b w:val="0"/>
-          <w:i w:val="0"/>
-          <w:sz w:val="22"/>
-        </w:rPr>
         <w:t>O que deu certo: colaboração positiva com a colega Avanade e com o time do cliente; comunicação de ausências ao gestor; abertura com o novo People Lead e cadência mensal de 1:1; participação no Power Skills.</w:t>
       </w:r>
     </w:p>
     <w:p>
       <w:r>
-        <w:rPr>
-          <w:rFonts w:ascii="Calibri" w:hAnsi="Calibri" w:eastAsia="Calibri"/>
-          <w:b w:val="0"/>
-          <w:i w:val="0"/>
-          <w:sz w:val="22"/>
-        </w:rPr>
         <w:t>O que poderia ser melhor: aumentar a visibilidade da atuação para o líder de projeto; acompanhar CALLs da prática via gravação/resumo quando houver conflito de horário; transformar feedbacks informais em registro para o ciclo.</w:t>
       </w:r>
     </w:p>
     <w:p>
       <w:r>
-        <w:rPr>
-          <w:rFonts w:ascii="Calibri" w:hAnsi="Calibri" w:eastAsia="Calibri"/>
-          <w:b w:val="0"/>
-          <w:i w:val="0"/>
-          <w:sz w:val="22"/>
-        </w:rPr>
         <w:t>Próximos passos: café de alinhamento de percepção com o líder; manter 1:1s; registrar aprendizados do Power Skills na autoavaliação.</w:t>
       </w:r>
     </w:p>
@@ -1043,9 +644,7 @@
       </w:pPr>
       <w:r>
         <w:rPr>
-          <w:rFonts w:ascii="Consolas" w:hAnsi="Consolas" w:eastAsia="Consolas"/>
-          <w:b w:val="0"/>
-          <w:i w:val="0"/>
+          <w:rFonts w:ascii="Consolas" w:hAnsi="Consolas"/>
           <w:sz w:val="18"/>
         </w:rPr>
         <w:t>Colaboração positiva no time MAPFRE e comunicação clara com gestor e People Lead.</w:t>
@@ -1057,9 +656,7 @@
       </w:pPr>
       <w:r>
         <w:rPr>
-          <w:rFonts w:ascii="Consolas" w:hAnsi="Consolas" w:eastAsia="Consolas"/>
-          <w:b w:val="0"/>
-          <w:i w:val="0"/>
+          <w:rFonts w:ascii="Consolas" w:hAnsi="Consolas"/>
           <w:sz w:val="18"/>
         </w:rPr>
         <w:t>Participação em Power Skills e 1:1s mensais de carreira/ciclo com o People Lead.</w:t>
@@ -1071,9 +668,7 @@
       </w:pPr>
       <w:r>
         <w:rPr>
-          <w:rFonts w:ascii="Consolas" w:hAnsi="Consolas" w:eastAsia="Consolas"/>
-          <w:b w:val="0"/>
-          <w:i w:val="0"/>
+          <w:rFonts w:ascii="Consolas" w:hAnsi="Consolas"/>
           <w:sz w:val="18"/>
         </w:rPr>
         <w:t>Apoio mútuo na resolução de problemas do dia a dia com colega Avanade e time do cliente.</w:t>
@@ -1104,45 +699,21 @@
     </w:p>
     <w:p>
       <w:r>
-        <w:rPr>
-          <w:rFonts w:ascii="Calibri" w:hAnsi="Calibri" w:eastAsia="Calibri"/>
-          <w:b w:val="0"/>
-          <w:i w:val="0"/>
-          <w:sz w:val="22"/>
-        </w:rPr>
         <w:t>Durante o FY26, contribuí com o voluntariado do Women In Tech, apoiando o onboarding de novas participantes e fortalecendo inclusão e compartilhamento de conhecimento entre reinventoras.</w:t>
       </w:r>
     </w:p>
     <w:p>
       <w:r>
-        <w:rPr>
-          <w:rFonts w:ascii="Calibri" w:hAnsi="Calibri" w:eastAsia="Calibri"/>
-          <w:b w:val="0"/>
-          <w:i w:val="0"/>
-          <w:sz w:val="22"/>
-        </w:rPr>
         <w:t>O que deu certo: entrei no voluntariado com foco em onboarding, contribuindo para acolhimento e inclusão.</w:t>
       </w:r>
     </w:p>
     <w:p>
       <w:r>
-        <w:rPr>
-          <w:rFonts w:ascii="Calibri" w:hAnsi="Calibri" w:eastAsia="Calibri"/>
-          <w:b w:val="0"/>
-          <w:i w:val="0"/>
-          <w:sz w:val="22"/>
-        </w:rPr>
         <w:t>O que poderia ser melhor: quantificar melhor a contribuição (pessoas apoiadas, encontros, materiais) e compartilhar aprendizados com o People Lead no fechamento do ciclo.</w:t>
       </w:r>
     </w:p>
     <w:p>
       <w:r>
-        <w:rPr>
-          <w:rFonts w:ascii="Calibri" w:hAnsi="Calibri" w:eastAsia="Calibri"/>
-          <w:b w:val="0"/>
-          <w:i w:val="0"/>
-          <w:sz w:val="22"/>
-        </w:rPr>
         <w:t>Próximos passos: registrar evidências do voluntariado e manter a atuação no grupo.</w:t>
       </w:r>
     </w:p>
@@ -1160,9 +731,7 @@
       </w:pPr>
       <w:r>
         <w:rPr>
-          <w:rFonts w:ascii="Consolas" w:hAnsi="Consolas" w:eastAsia="Consolas"/>
-          <w:b w:val="0"/>
-          <w:i w:val="0"/>
+          <w:rFonts w:ascii="Consolas" w:hAnsi="Consolas"/>
           <w:sz w:val="18"/>
         </w:rPr>
         <w:t>Voluntariado Women In Tech com foco em onboarding de novas participantes.</w:t>
@@ -1174,9 +743,7 @@
       </w:pPr>
       <w:r>
         <w:rPr>
-          <w:rFonts w:ascii="Consolas" w:hAnsi="Consolas" w:eastAsia="Consolas"/>
-          <w:b w:val="0"/>
-          <w:i w:val="0"/>
+          <w:rFonts w:ascii="Consolas" w:hAnsi="Consolas"/>
           <w:sz w:val="18"/>
         </w:rPr>
         <w:t>Acolhimento e apoio a novas reinventoras no processo de onboarding do grupo.</w:t>
@@ -1188,9 +755,7 @@
       </w:pPr>
       <w:r>
         <w:rPr>
-          <w:rFonts w:ascii="Consolas" w:hAnsi="Consolas" w:eastAsia="Consolas"/>
-          <w:b w:val="0"/>
-          <w:i w:val="0"/>
+          <w:rFonts w:ascii="Consolas" w:hAnsi="Consolas"/>
           <w:sz w:val="18"/>
         </w:rPr>
         <w:t>Contribuição para inclusão e compartilhamento de conhecimento na comunidade interna.</w:t>
@@ -1199,10 +764,7 @@
     <w:p>
       <w:r>
         <w:rPr>
-          <w:rFonts w:ascii="Calibri" w:hAnsi="Calibri" w:eastAsia="Calibri"/>
-          <w:b w:val="0"/>
           <w:i/>
-          <w:sz w:val="22"/>
         </w:rPr>
         <w:t>(Complete com números reais se tiver: “X pessoas”, “Y encontros”.)</w:t>
       </w:r>
@@ -1227,12 +789,6 @@
         <w:pStyle w:val="ListBullet"/>
       </w:pPr>
       <w:r>
-        <w:rPr>
-          <w:rFonts w:ascii="Calibri" w:hAnsi="Calibri" w:eastAsia="Calibri"/>
-          <w:b w:val="0"/>
-          <w:i w:val="0"/>
-          <w:sz w:val="22"/>
-        </w:rPr>
         <w:t xml:space="preserve">☐ Reflexão 1 (MAPFRE) enviada  </w:t>
       </w:r>
     </w:p>
@@ -1241,12 +797,6 @@
         <w:pStyle w:val="ListBullet"/>
       </w:pPr>
       <w:r>
-        <w:rPr>
-          <w:rFonts w:ascii="Calibri" w:hAnsi="Calibri" w:eastAsia="Calibri"/>
-          <w:b w:val="0"/>
-          <w:i w:val="0"/>
-          <w:sz w:val="22"/>
-        </w:rPr>
         <w:t xml:space="preserve">☐ Reflexão 2 (IA) enviada  </w:t>
       </w:r>
     </w:p>
@@ -1255,12 +805,6 @@
         <w:pStyle w:val="ListBullet"/>
       </w:pPr>
       <w:r>
-        <w:rPr>
-          <w:rFonts w:ascii="Calibri" w:hAnsi="Calibri" w:eastAsia="Calibri"/>
-          <w:b w:val="0"/>
-          <w:i w:val="0"/>
-          <w:sz w:val="22"/>
-        </w:rPr>
         <w:t xml:space="preserve">☐ Reflexão 3 (Ótimo Lugar) enviada  </w:t>
       </w:r>
     </w:p>
@@ -1269,12 +813,6 @@
         <w:pStyle w:val="ListBullet"/>
       </w:pPr>
       <w:r>
-        <w:rPr>
-          <w:rFonts w:ascii="Calibri" w:hAnsi="Calibri" w:eastAsia="Calibri"/>
-          <w:b w:val="0"/>
-          <w:i w:val="0"/>
-          <w:sz w:val="22"/>
-        </w:rPr>
         <w:t xml:space="preserve">☐ Reflexão 4 (Women In Tech) enviada  </w:t>
       </w:r>
     </w:p>
@@ -1283,12 +821,6 @@
         <w:pStyle w:val="ListBullet"/>
       </w:pPr>
       <w:r>
-        <w:rPr>
-          <w:rFonts w:ascii="Calibri" w:hAnsi="Calibri" w:eastAsia="Calibri"/>
-          <w:b w:val="0"/>
-          <w:i w:val="0"/>
-          <w:sz w:val="22"/>
-        </w:rPr>
         <w:t xml:space="preserve">☐ Atualidades ≤150 caracteres  </w:t>
       </w:r>
     </w:p>
@@ -1297,12 +829,6 @@
         <w:pStyle w:val="ListBullet"/>
       </w:pPr>
       <w:r>
-        <w:rPr>
-          <w:rFonts w:ascii="Calibri" w:hAnsi="Calibri" w:eastAsia="Calibri"/>
-          <w:b w:val="0"/>
-          <w:i w:val="0"/>
-          <w:sz w:val="22"/>
-        </w:rPr>
         <w:t xml:space="preserve">☐ Avisar o People Lead (Jônatas) no Teams  </w:t>
       </w:r>
     </w:p>
@@ -1316,46 +842,24 @@
     </w:p>
     <w:p>
       <w:r>
-        <w:rPr>
-          <w:rFonts w:ascii="Calibri" w:hAnsi="Calibri" w:eastAsia="Calibri"/>
-          <w:b w:val="0"/>
-          <w:i w:val="0"/>
-          <w:sz w:val="22"/>
-        </w:rPr>
         <w:t>Na call falamos de frustração com legado, AI-900 bloqueada por inglês, Women In Tech e Power Skills.</w:t>
       </w:r>
     </w:p>
     <w:p>
       <w:r>
-        <w:rPr>
-          <w:rFonts w:ascii="Calibri" w:hAnsi="Calibri" w:eastAsia="Calibri"/>
-          <w:b w:val="0"/>
-          <w:i w:val="0"/>
-          <w:sz w:val="22"/>
-        </w:rPr>
         <w:t xml:space="preserve">Na autorreflexão: </w:t>
       </w:r>
       <w:r>
         <w:rPr>
-          <w:rFonts w:ascii="Calibri" w:hAnsi="Calibri" w:eastAsia="Calibri"/>
           <w:b/>
-          <w:i w:val="0"/>
-          <w:sz w:val="22"/>
         </w:rPr>
         <w:t>não esconda a MAPFRE</w:t>
       </w:r>
       <w:r>
-        <w:rPr>
-          <w:rFonts w:ascii="Calibri" w:hAnsi="Calibri" w:eastAsia="Calibri"/>
-          <w:b w:val="0"/>
-          <w:i w:val="0"/>
-          <w:sz w:val="22"/>
-        </w:rPr>
         <w:t>; seja honesta na IA; use Women In Tech como evidência de comunidade.</w:t>
       </w:r>
     </w:p>
     <w:sectPr>
-      <w:footerReference w:type="default" r:id="rId9"/>
       <w:pgSz w:w="12240" w:h="15840"/>
       <w:pgMar w:top="1134" w:right="1247" w:bottom="1134" w:left="1247" w:header="720" w:footer="720" w:gutter="0"/>
       <w:cols w:space="720"/>
@@ -1363,27 +867,6 @@
     </w:sectPr>
   </w:body>
 </w:document>
-</file>
-
-<file path=word/footer1.xml><?xml version="1.0" encoding="utf-8"?>
-<w:ftr xmlns:m="http://schemas.openxmlformats.org/officeDocument/2006/math" xmlns:mc="http://schemas.openxmlformats.org/markup-compatibility/2006" xmlns:mo="http://schemas.microsoft.com/office/mac/office/2008/main" xmlns:mv="urn:schemas-microsoft-com:mac:vml" xmlns:o="urn:schemas-microsoft-com:office:office" xmlns:r="http://schemas.openxmlformats.org/officeDocument/2006/relationships" xmlns:v="urn:schemas-microsoft-com:vml" xmlns:w10="urn:schemas-microsoft-com:office:word" xmlns:w14="http://schemas.microsoft.com/office/word/2010/wordml" xmlns:w="http://schemas.openxmlformats.org/wordprocessingml/2006/main" xmlns:wne="http://schemas.microsoft.com/office/word/2006/wordml" xmlns:wp14="http://schemas.microsoft.com/office/word/2010/wordprocessingDrawing" xmlns:wp="http://schemas.openxmlformats.org/drawingml/2006/wordprocessingDrawing" xmlns:wpc="http://schemas.microsoft.com/office/word/2010/wordprocessingCanvas" xmlns:wpg="http://schemas.microsoft.com/office/word/2010/wordprocessingGroup" xmlns:wpi="http://schemas.microsoft.com/office/word/2010/wordprocessingInk" xmlns:wps="http://schemas.microsoft.com/office/word/2010/wordprocessingShape" mc:Ignorable="w14 wp14">
-  <w:p>
-    <w:pPr>
-      <w:pStyle w:val="Footer"/>
-      <w:jc w:val="center"/>
-    </w:pPr>
-    <w:r>
-      <w:rPr>
-        <w:rFonts w:ascii="Calibri" w:hAnsi="Calibri" w:eastAsia="Calibri"/>
-        <w:b w:val="0"/>
-        <w:i/>
-        <w:color w:val="555555"/>
-        <w:sz w:val="16"/>
-      </w:rPr>
-      <w:t>People Lead · Andressa Silva · documento vivo · atualizar a cada 1:1</w:t>
-    </w:r>
-  </w:p>
-</w:ftr>
 </file>
 
 <file path=word/numbering.xml><?xml version="1.0" encoding="utf-8"?>
